--- a/tests/fixtures/containers.docx
+++ b/tests/fixtures/containers.docx
@@ -2,9 +2,79 @@
 <file path=word/document.xml><?xml version="1.0" encoding="utf-8"?>
 <w:document xmlns:w="http://schemas.openxmlformats.org/wordprocessingml/2006/main" xmlns:r="http://schemas.openxmlformats.org/officeDocument/2006/relationships" xmlns:wp="http://schemas.openxmlformats.org/drawingml/2006/wordprocessingDrawing" xmlns:a="http://schemas.openxmlformats.org/drawingml/2006/main">
   <w:body>
+    <w:p>
+      <w:r>
+        <w:t xml:space="preserve">This deed is dated </w:t>
+      </w:r>
+      <w:sdt>
+        <w:sdtPr>
+          <w:id w:val="1"/>
+          <w:alias w:val="Field 1"/>
+        </w:sdtPr>
+        <w:sdtContent>
+          <w:r>
+            <w:t xml:space="preserve">[=datum]</w:t>
+          </w:r>
+        </w:sdtContent>
+      </w:sdt>
+      <w:r>
+        <w:t xml:space="preserve"> between the parties.</w:t>
+      </w:r>
+    </w:p>
+    <w:p>
+      <w:sdt>
+        <w:sdtPr>
+          <w:id w:val="2"/>
+          <w:alias w:val="Field 2"/>
+        </w:sdtPr>
+        <w:sdtContent>
+          <w:r>
+            <w:t xml:space="preserve">The whole recital sits in a control.</w:t>
+          </w:r>
+        </w:sdtContent>
+      </w:sdt>
+    </w:p>
+    <w:p>
+      <w:r>
+        <w:t xml:space="preserve">Subject to </w:t>
+      </w:r>
+      <w:sdt>
+        <w:sdtPr>
+          <w:id w:val="3"/>
+          <w:alias w:val="Field 3"/>
+        </w:sdtPr>
+        <w:sdtContent>
+          <w:r>
+            <w:t xml:space="preserve">the annexe</w:t>
+            <w:footnoteReference w:id="2"/>
+          </w:r>
+        </w:sdtContent>
+      </w:sdt>
+      <w:r>
+        <w:t xml:space="preserve"> as amended from time to time.</w:t>
+      </w:r>
+    </w:p>
+    <w:p>
+      <w:r>
+        <w:t xml:space="preserve">Left column</w:t>
+      </w:r>
+      <w:sdt>
+        <w:sdtPr>
+          <w:id w:val="4"/>
+          <w:alias w:val="Field 4"/>
+        </w:sdtPr>
+        <w:sdtContent>
+          <w:r>
+            <w:tab/>
+            <w:t xml:space="preserve">right column</w:t>
+          </w:r>
+        </w:sdtContent>
+      </w:sdt>
+    </w:p>
     <w:sdt>
       <w:sdtPr>
-        <w:alias w:val="Party name"/>
+        <w:id w:val="5"/>
+        <w:alias w:val="Field 5"/>
       </w:sdtPr>
       <w:sdtContent>
         <w:p>
@@ -14,6 +84,26 @@
         </w:p>
       </w:sdtContent>
     </w:sdt>
+    <w:tbl>
+      <w:tr>
+        <w:sdt>
+          <w:sdtPr>
+            <w:id w:val="6"/>
+            <w:alias w:val="Field 6"/>
+          </w:sdtPr>
+          <w:sdtContent>
+            <w:tc>
+              <w:tcPr/>
+              <w:p>
+                <w:r>
+                  <w:t xml:space="preserve">A cell in a controlled row.</w:t>
+                </w:r>
+              </w:p>
+            </w:tc>
+          </w:sdtContent>
+        </w:sdt>
+      </w:tr>
+    </w:tbl>
     <w:p>
       <w:smartTag w:element="place">
         <w:r>
@@ -21,14 +111,121 @@
         </w:r>
       </w:smartTag>
       <w:r>
-        <w:t xml:space="preserve"> is the place of delivery.</w:t>
-      </w:r>
-    </w:p>
-    <w:p>
+        <w:t xml:space="preserve"> is the agreed place of delivery.</w:t>
+      </w:r>
+    </w:p>
+    <w:p>
+      <w:smartTag w:element="country">
+        <w:smartTag w:element="city">
+          <w:r>
+            <w:t xml:space="preserve">Delft</w:t>
+          </w:r>
+        </w:smartTag>
+      </w:smartTag>
+      <w:r>
+        <w:t xml:space="preserve"> and the surrounding province.</w:t>
+      </w:r>
+    </w:p>
+    <w:p>
+      <w:r>
+        <w:t xml:space="preserve">Delivery shall be made at </w:t>
+      </w:r>
+      <w:smartTag w:element="place">
+        <w:r>
+          <w:t xml:space="preserve">Eindhoven</w:t>
+        </w:r>
+      </w:smartTag>
+      <w:r>
+        <w:t xml:space="preserve"> before the long stop date.</w:t>
+      </w:r>
+    </w:p>
+    <w:p>
+      <w:customXml w:element="PartyName">
+        <w:r>
+          <w:t xml:space="preserve">Acme Holdings</w:t>
+        </w:r>
+      </w:customXml>
+      <w:r>
+        <w:t xml:space="preserve"> shall pay the fee within thirty days.</w:t>
+      </w:r>
+    </w:p>
+    <w:p>
+      <w:dir w:val="rtl">
+        <w:r>
+          <w:t xml:space="preserve">embedded phrase</w:t>
+        </w:r>
+      </w:dir>
+      <w:r>
+        <w:t xml:space="preserve"> inside a left-to-right clause.</w:t>
+      </w:r>
+    </w:p>
+    <w:p>
+      <w:bdo w:val="ltr">
+        <w:r>
+          <w:t xml:space="preserve">overridden phrase</w:t>
+        </w:r>
+      </w:bdo>
+      <w:r>
+        <w:t xml:space="preserve"> inside the same clause.</w:t>
+      </w:r>
+    </w:p>
+    <w:p>
+      <w:r>
+        <w:t xml:space="preserve">The defined term </w:t>
+      </w:r>
+      <w:r>
+        <w:ruby>
+          <w:rubyPr/>
+          <w:rt>
+            <w:r>
+              <w:t>yomi</w:t>
+            </w:r>
+          </w:rt>
+          <w:rubyBase>
+            <w:r>
+              <w:t>kanji</w:t>
+            </w:r>
+          </w:rubyBase>
+        </w:ruby>
+      </w:r>
+      <w:r>
+        <w:t xml:space="preserve"> is set out below.</w:t>
+      </w:r>
+    </w:p>
+    <w:p>
+      <w:ins w:id="9" w:author="Reviewer" w:date="2020-01-01T00:00:00Z">
+        <w:r>
+          <w:t xml:space="preserve">an inserted phrase</w:t>
+        </w:r>
+      </w:ins>
+      <w:r>
+        <w:t xml:space="preserve"> and an existing phrase.</w:t>
+      </w:r>
+    </w:p>
+    <w:p>
+      <w:r>
+        <w:t xml:space="preserve">Incorporated by reference: </w:t>
+      </w:r>
+      <w:subDoc r:id="rId8"/>
+    </w:p>
+    <w:p>
+      <w:hyperlink r:id="rId9">
+        <w:r>
+          <w:t xml:space="preserve">the linked words</w:t>
+        </w:r>
+      </w:hyperlink>
+      <w:r>
+        <w:t xml:space="preserve"> and the unlinked words.</w:t>
+      </w:r>
+    </w:p>
+    <w:p>
+      <w:r>
+        <w:t xml:space="preserve">The approval sequence is shown here: </w:t>
+      </w:r>
       <w:r>
         <w:drawing>
           <wp:inline>
-            <wp:docPr id="1" name="Diagram" descr="Flow chart showing the approval sequence"/>
+            <wp:docPr id="1" name="Diagram" descr="Flow chart showing the approval sequence" title="Approval flow"/>
             <a:graphic>
               <a:graphicData uri="http://schemas.openxmlformats.org/drawingml/2006/picture"/>
             </a:graphic>
@@ -41,11 +238,28 @@
         <w:t xml:space="preserve">The figures are set out in the chart below.</w:t>
       </w:r>
     </w:p>
+    <w:p>
+      <w:r>
+        <w:t xml:space="preserve">This clause contains no container of any kind.</w:t>
+      </w:r>
+    </w:p>
     <w:sectPr>
       <w:pgSz w:w="11906" w:h="16838"/>
     </w:sectPr>
   </w:body>
 </w:document>
+</file>
+
+<file path=word/footnotes.xml><?xml version="1.0" encoding="utf-8"?>
+<w:footnotes xmlns:w="http://schemas.openxmlformats.org/wordprocessingml/2006/main">
+  <w:footnote w:id="2">
+    <w:p>
+      <w:r>
+        <w:t xml:space="preserve">A note attached to the controlled span.</w:t>
+      </w:r>
+    </w:p>
+  </w:footnote>
+</w:footnotes>
 </file>
 
 <file path=word/styles.xml><?xml version="1.0" encoding="utf-8"?>
@@ -83,6 +297,21 @@
         </c:rich>
       </c:tx>
     </c:title>
+    <c:plotArea>
+      <c:valAx>
+        <c:title>
+          <c:tx>
+            <c:rich>
+              <a:p>
+                <a:r>
+                  <a:t>Tonnes delivered</a:t>
+                </a:r>
+              </a:p>
+            </c:rich>
+          </c:tx>
+        </c:title>
+      </c:valAx>
+    </c:plotArea>
   </c:chart>
 </c:chartSpace>
 </file>